--- a/LabWorks_2026/Лабораторная работа №3.docx
+++ b/LabWorks_2026/Лабораторная работа №3.docx
@@ -8,9 +8,15 @@
       </w:pPr>
       <w:bookmarkStart w:id="0" w:name="_Toc196233414"/>
       <w:r>
+        <w:rPr>
+          <w:color w:val="000000"/>
+        </w:rPr>
         <w:t>Лабораторная работа №3</w:t>
       </w:r>
       <w:r>
+        <w:rPr>
+          <w:color w:val="000000"/>
+        </w:rPr>
         <w:br/>
         <w:t>Применение статических анализаторов программного кода</w:t>
       </w:r>
@@ -25,6 +31,9 @@
         </w:numPr>
       </w:pPr>
       <w:r>
+        <w:rPr>
+          <w:color w:val="000000"/>
+        </w:rPr>
         <w:t>Цель работы</w:t>
       </w:r>
     </w:p>
@@ -37,6 +46,9 @@
         </w:numPr>
       </w:pPr>
       <w:r>
+        <w:rPr>
+          <w:color w:val="000000"/>
+        </w:rPr>
         <w:t>Изучить процесс использования статических анализаторов кода для повышения качества программного обеспечения.</w:t>
       </w:r>
     </w:p>
@@ -49,6 +61,9 @@
         </w:numPr>
       </w:pPr>
       <w:r>
+        <w:rPr>
+          <w:color w:val="000000"/>
+        </w:rPr>
         <w:t>Литература</w:t>
       </w:r>
     </w:p>
@@ -61,6 +76,9 @@
         </w:numPr>
       </w:pPr>
       <w:r>
+        <w:rPr>
+          <w:color w:val="000000"/>
+        </w:rPr>
         <w:t>Зверева В. П., Сопровождение и обслуживание программного обеспечения компьютерных систем : учебник для студ. учреждений сред. проф. Образования / В. П. Зверева, А. В. Назаров. – М. : Издательский центр «Академия», 2021. – 256 с.</w:t>
       </w:r>
     </w:p>
@@ -73,6 +91,9 @@
         </w:numPr>
       </w:pPr>
       <w:r>
+        <w:rPr>
+          <w:color w:val="000000"/>
+        </w:rPr>
         <w:t>Подготовка к работе</w:t>
       </w:r>
     </w:p>
@@ -85,7 +106,10 @@
         </w:numPr>
       </w:pPr>
       <w:r>
-        <w:t>Повторить теоретический материал (см. п.2).</w:t>
+        <w:rPr>
+          <w:color w:val="000000"/>
+        </w:rPr>
+        <w:t>Повторить теоретический материал по статическому анализу программного кода.</w:t>
       </w:r>
     </w:p>
     <w:p>
@@ -97,6 +121,9 @@
         </w:numPr>
       </w:pPr>
       <w:r>
+        <w:rPr>
+          <w:color w:val="000000"/>
+        </w:rPr>
         <w:t>Изучить описание лабораторной работы.</w:t>
       </w:r>
     </w:p>
@@ -109,6 +136,9 @@
         </w:numPr>
       </w:pPr>
       <w:r>
+        <w:rPr>
+          <w:color w:val="000000"/>
+        </w:rPr>
         <w:t>Основное оборудование</w:t>
       </w:r>
     </w:p>
@@ -121,7 +151,10 @@
         </w:numPr>
       </w:pPr>
       <w:r>
-        <w:t>Персональный компьютер.</w:t>
+        <w:rPr>
+          <w:color w:val="000000"/>
+        </w:rPr>
+        <w:t>Персональный компьютер с Visual Studio, средствами разработки на C# и доступом к NuGet.</w:t>
       </w:r>
     </w:p>
     <w:p>
@@ -133,34 +166,26 @@
         </w:numPr>
       </w:pPr>
       <w:r>
+        <w:rPr>
+          <w:color w:val="000000"/>
+        </w:rPr>
         <w:t>Задание</w:t>
       </w:r>
     </w:p>
     <w:p>
       <w:pPr>
         <w:pStyle w:val="2"/>
+        <w:keepNext/>
         <w:numPr>
           <w:ilvl w:val="1"/>
           <w:numId w:val="1"/>
         </w:numPr>
       </w:pPr>
       <w:r>
-        <w:t xml:space="preserve">Установка </w:t>
-      </w:r>
-      <w:r>
-        <w:rPr>
-          <w:lang w:val="en-US"/>
-        </w:rPr>
-        <w:t>PVS</w:t>
-      </w:r>
-      <w:r>
-        <w:rPr>
-          <w:lang w:val="en-US"/>
-        </w:rPr>
-        <w:t>-studio</w:t>
-      </w:r>
-      <w:r>
-        <w:t>:</w:t>
+        <w:rPr>
+          <w:color w:val="000000"/>
+        </w:rPr>
+        <w:t>Установка Roslynator и Meziantou.Analyzer</w:t>
       </w:r>
     </w:p>
     <w:p>
@@ -172,7 +197,10 @@
         </w:numPr>
       </w:pPr>
       <w:r>
-        <w:t>Открыть Visual Studio;</w:t>
+        <w:rPr>
+          <w:color w:val="000000"/>
+        </w:rPr>
+        <w:t>Открыть Visual Studio.</w:t>
       </w:r>
     </w:p>
     <w:p>
@@ -184,7 +212,10 @@
         </w:numPr>
       </w:pPr>
       <w:r>
-        <w:t>Перейти в меню "Extensions" (Расширения) и выбрать "Manage Extensions" (Управление расширениями);</w:t>
+        <w:rPr>
+          <w:color w:val="000000"/>
+        </w:rPr>
+        <w:t>Создать новый проект C# или открыть существующий.</w:t>
       </w:r>
     </w:p>
     <w:p>
@@ -196,25 +227,10 @@
         </w:numPr>
       </w:pPr>
       <w:r>
-        <w:t>В окне расширений выбрать "Online" (Онлайн) и ввести "</w:t>
-      </w:r>
-      <w:r>
-        <w:rPr>
-          <w:lang w:val="en-US"/>
-        </w:rPr>
-        <w:t>PVS</w:t>
-      </w:r>
-      <w:r>
-        <w:t>-</w:t>
-      </w:r>
-      <w:r>
-        <w:rPr>
-          <w:lang w:val="en-US"/>
-        </w:rPr>
-        <w:t>studio</w:t>
-      </w:r>
-      <w:r>
-        <w:t>" в строке поиска;</w:t>
+        <w:rPr>
+          <w:color w:val="000000"/>
+        </w:rPr>
+        <w:t>В обозревателе решений нажать правой кнопкой мыши на проект и выбрать «Управление пакетами NuGet».</w:t>
       </w:r>
     </w:p>
     <w:p>
@@ -226,49 +242,10 @@
         </w:numPr>
       </w:pPr>
       <w:r>
-        <w:t xml:space="preserve">Найти в списке </w:t>
-      </w:r>
-      <w:r>
-        <w:rPr>
-          <w:lang w:val="en-US"/>
-        </w:rPr>
-        <w:t>PVS</w:t>
-      </w:r>
-      <w:r>
-        <w:t>-</w:t>
-      </w:r>
-      <w:r>
-        <w:rPr>
-          <w:lang w:val="en-US"/>
-        </w:rPr>
-        <w:t>studio</w:t>
-      </w:r>
-      <w:r>
-        <w:t xml:space="preserve"> </w:t>
-      </w:r>
-      <w:r>
-        <w:t>и нажать "Download" (Загрузить);</w:t>
-      </w:r>
-      <w:r>
-        <w:t xml:space="preserve"> Запустится скачивание установщика </w:t>
-      </w:r>
-      <w:r>
-        <w:rPr>
-          <w:lang w:val="en-US"/>
-        </w:rPr>
-        <w:t>PVS</w:t>
-      </w:r>
-      <w:r>
-        <w:t>-</w:t>
-      </w:r>
-      <w:r>
-        <w:rPr>
-          <w:lang w:val="en-US"/>
-        </w:rPr>
-        <w:t>studio</w:t>
-      </w:r>
-      <w:r>
-        <w:t>.</w:t>
+        <w:rPr>
+          <w:color w:val="000000"/>
+        </w:rPr>
+        <w:t>На вкладке «Обзор» выбрать источник nuget.org, найти пакет Roslynator.Analyzers и установить совместимую с проектом и средой разработки версию.</w:t>
       </w:r>
     </w:p>
     <w:p>
@@ -280,10 +257,10 @@
         </w:numPr>
       </w:pPr>
       <w:r>
-        <w:t xml:space="preserve">Установить </w:t>
-      </w:r>
-      <w:r>
-        <w:t>скачанный пакет со стандартными настройками;</w:t>
+        <w:rPr>
+          <w:color w:val="000000"/>
+        </w:rPr>
+        <w:t>Аналогичным образом найти и установить пакет Meziantou.Analyzer.</w:t>
       </w:r>
     </w:p>
     <w:p>
@@ -295,7 +272,10 @@
         </w:numPr>
       </w:pPr>
       <w:r>
-        <w:t>После установки запустить Visual Studio для завершения установки;</w:t>
+        <w:rPr>
+          <w:color w:val="000000"/>
+        </w:rPr>
+        <w:t>Дождаться восстановления пакетов и выполнить сборку проекта. В решении с несколькими проектами подключить анализаторы к каждому проверяемому проекту.</w:t>
       </w:r>
     </w:p>
     <w:p>
@@ -307,16 +287,10 @@
         </w:numPr>
       </w:pPr>
       <w:r>
-        <w:t>Создать новый</w:t>
-      </w:r>
-      <w:r>
-        <w:t xml:space="preserve"> проект C#</w:t>
-      </w:r>
-      <w:r>
-        <w:t xml:space="preserve"> или открыть существующий</w:t>
-      </w:r>
-      <w:r>
-        <w:t>;</w:t>
+        <w:rPr>
+          <w:color w:val="000000"/>
+        </w:rPr>
+        <w:t>7. Зафиксировать в отчете версии Visual Studio, .NET SDK и установленных пакетов.</w:t>
       </w:r>
     </w:p>
     <w:p>
@@ -328,38 +302,21 @@
         </w:numPr>
       </w:pPr>
       <w:r>
-        <w:t>При необходимости в</w:t>
-      </w:r>
-      <w:r>
-        <w:t>нести несколько намеренных ошибок, таких как закомментированный код, неиспользуемые переменные, потенциальные NullReferenceException</w:t>
-      </w:r>
-      <w:r>
-        <w:t xml:space="preserve">, </w:t>
-      </w:r>
-      <w:r>
-        <w:rPr>
-          <w:lang w:val="en-US"/>
-        </w:rPr>
-        <w:t>SQL</w:t>
-      </w:r>
-      <w:r>
-        <w:t>-</w:t>
-      </w:r>
-      <w:r>
-        <w:rPr>
-          <w:lang w:val="en-US"/>
-        </w:rPr>
-        <w:t>injection</w:t>
-      </w:r>
-      <w:r>
-        <w:t xml:space="preserve"> и т.д.;</w:t>
-      </w:r>
-    </w:p>
-    <w:p>
-      <w:pPr>
-        <w:pStyle w:val="2"/>
-      </w:pPr>
-      <w:r>
+        <w:rPr>
+          <w:color w:val="000000"/>
+        </w:rPr>
+        <w:t>8. При необходимости добавить в учебный проект примеры нарушений правил из документации анализаторов: избыточные конструкции кода, сравнение строк без явного StringComparison, создание пустого массива вместо Array.Empty&lt;T&gt;(). Убедиться, что проект компилируется.</w:t>
+      </w:r>
+    </w:p>
+    <w:p>
+      <w:pPr>
+        <w:pStyle w:val="2"/>
+        <w:keepNext/>
+      </w:pPr>
+      <w:r>
+        <w:rPr>
+          <w:color w:val="000000"/>
+        </w:rPr>
         <w:t>Анализ кода</w:t>
       </w:r>
     </w:p>
@@ -372,88 +329,10 @@
         </w:numPr>
       </w:pPr>
       <w:r>
-        <w:t>Открыть вкладку «Расширения»</w:t>
-      </w:r>
-      <w:r>
-        <w:t xml:space="preserve"> - «</w:t>
-      </w:r>
-      <w:r>
-        <w:rPr>
-          <w:lang w:val="en-US"/>
-        </w:rPr>
-        <w:t>PVS</w:t>
-      </w:r>
-      <w:r>
-        <w:t>-</w:t>
-      </w:r>
-      <w:r>
-        <w:rPr>
-          <w:lang w:val="en-US"/>
-        </w:rPr>
-        <w:t>studio</w:t>
-      </w:r>
-      <w:r>
-        <w:t>» - «</w:t>
-      </w:r>
-      <w:r>
-        <w:rPr>
-          <w:lang w:val="en-US"/>
-        </w:rPr>
-        <w:t>Options</w:t>
-      </w:r>
-      <w:r>
-        <w:t xml:space="preserve">» и </w:t>
-      </w:r>
-      <w:r>
-        <w:t xml:space="preserve">в разделе </w:t>
-      </w:r>
-      <w:r>
-        <w:rPr>
-          <w:lang w:val="en-US"/>
-        </w:rPr>
-        <w:t>Detectable</w:t>
-      </w:r>
-      <w:r>
-        <w:t xml:space="preserve"> </w:t>
-      </w:r>
-      <w:r>
-        <w:rPr>
-          <w:lang w:val="en-US"/>
-        </w:rPr>
-        <w:t>Errors</w:t>
-      </w:r>
-      <w:r>
-        <w:t xml:space="preserve"> (</w:t>
-      </w:r>
-      <w:r>
-        <w:rPr>
-          <w:lang w:val="en-US"/>
-        </w:rPr>
-        <w:t>c</w:t>
-      </w:r>
-      <w:r>
-        <w:t xml:space="preserve">#) </w:t>
-      </w:r>
-      <w:r>
-        <w:t xml:space="preserve">во всех пунктах установить </w:t>
-      </w:r>
-      <w:r>
-        <w:rPr>
-          <w:lang w:val="en-US"/>
-        </w:rPr>
-        <w:t>Show</w:t>
-      </w:r>
-      <w:r>
-        <w:t xml:space="preserve"> </w:t>
-      </w:r>
-      <w:r>
-        <w:rPr>
-          <w:lang w:val="en-US"/>
-        </w:rPr>
-        <w:t>All</w:t>
-      </w:r>
-      <w:r>
-        <w:t>.</w:t>
+        <w:rPr>
+          <w:color w:val="000000"/>
+        </w:rPr>
+        <w:t>Открыть окно «Список ошибок» и включить отображение ошибок, предупреждений и сообщений. Для источника диагностик выбрать сборку и IntelliSense.</w:t>
       </w:r>
     </w:p>
     <w:p>
@@ -465,23 +344,11 @@
         </w:numPr>
       </w:pPr>
       <w:r>
-        <w:t xml:space="preserve">В начало проверяемых файлов проекта добавить комментарий </w:t>
-      </w:r>
-    </w:p>
-    <w:p>
-      <w:pPr>
-        <w:pStyle w:val="ad"/>
-      </w:pPr>
-      <w:r>
-        <w:t>// This is a personal academic project. Dear PVS-Studio, please check it.</w:t>
-      </w:r>
-    </w:p>
-    <w:p>
-      <w:pPr>
-        <w:pStyle w:val="ad"/>
-      </w:pPr>
-      <w:r>
-        <w:t>// PVS-Studio Static Code Analyzer for C, C++, C#, and Java: https://pvs-studio.com</w:t>
+        <w:rPr>
+          <w:color w:val="000000"/>
+        </w:rPr>
+        <w:lastRenderedPageBreak/>
+        <w:t>Выполнить повторную сборку проекта и изучить диагностики Roslynator (идентификаторы RCS…) и Meziantou.Analyzer (идентификаторы MA…). Отделить их от сообщений компилятора и встроенных анализаторов .NET.</w:t>
       </w:r>
     </w:p>
     <w:p>
@@ -493,300 +360,457 @@
         </w:numPr>
       </w:pPr>
       <w:r>
-        <w:t>Выбрать</w:t>
-      </w:r>
-      <w:r>
-        <w:t xml:space="preserve"> </w:t>
-      </w:r>
-      <w:r>
-        <w:t>«</w:t>
-      </w:r>
-      <w:r>
-        <w:t>Расширения</w:t>
-      </w:r>
-      <w:r>
-        <w:t>» - «</w:t>
-      </w:r>
-      <w:r>
-        <w:rPr>
+        <w:rPr>
+          <w:color w:val="000000"/>
+        </w:rPr>
+        <w:t>Для каждого обнаруженного нарушения изучить описание правила, место в коде и предлагаемый способ исправления. Проверить, сохраняется ли поведение программы.</w:t>
+      </w:r>
+    </w:p>
+    <w:p>
+      <w:pPr>
+        <w:pStyle w:val="2"/>
+        <w:numPr>
+          <w:ilvl w:val="2"/>
+          <w:numId w:val="1"/>
+        </w:numPr>
+      </w:pPr>
+      <w:r>
+        <w:rPr>
+          <w:color w:val="000000"/>
+        </w:rPr>
+        <w:t>Исправить выявленные проблемы, повторно выполнить сборку и сравнить результаты до и после исправлений. Сохранить примеры кода и снимки для отчета. Если ожидаемое сообщение отсутствует, проверить настройки правила и соответствие примера его условиям.</w:t>
+      </w:r>
+    </w:p>
+    <w:p>
+      <w:pPr>
+        <w:pStyle w:val="1"/>
+        <w:numPr>
+          <w:ilvl w:val="0"/>
+          <w:numId w:val="1"/>
+        </w:numPr>
+      </w:pPr>
+      <w:r>
+        <w:rPr>
+          <w:color w:val="000000"/>
+        </w:rPr>
+        <w:t>Порядок выполнения работы</w:t>
+      </w:r>
+    </w:p>
+    <w:p>
+      <w:pPr>
+        <w:pStyle w:val="2"/>
+        <w:numPr>
+          <w:ilvl w:val="1"/>
+          <w:numId w:val="1"/>
+        </w:numPr>
+      </w:pPr>
+      <w:r>
+        <w:rPr>
+          <w:color w:val="000000"/>
+        </w:rPr>
+        <w:t xml:space="preserve">Повторить теоретический материал </w:t>
+      </w:r>
+      <w:r>
+        <w:rPr>
+          <w:color w:val="000000"/>
+        </w:rPr>
+        <w:t>п</w:t>
+      </w:r>
+      <w:r>
+        <w:rPr>
+          <w:color w:val="000000"/>
+        </w:rPr>
+        <w:t>.2</w:t>
+      </w:r>
+      <w:r>
+        <w:rPr>
+          <w:color w:val="000000"/>
+        </w:rPr>
+        <w:t>.</w:t>
+      </w:r>
+    </w:p>
+    <w:p>
+      <w:pPr>
+        <w:pStyle w:val="2"/>
+        <w:numPr>
+          <w:ilvl w:val="1"/>
+          <w:numId w:val="1"/>
+        </w:numPr>
+      </w:pPr>
+      <w:r>
+        <w:rPr>
+          <w:color w:val="000000"/>
+        </w:rPr>
+        <w:t xml:space="preserve">Выполнить установку Roslynator и Meziantou.Analyzer и анализ кода </w:t>
+      </w:r>
+      <w:r>
+        <w:rPr>
+          <w:color w:val="000000"/>
+        </w:rPr>
+        <w:t>п.5.1-5.3</w:t>
+      </w:r>
+    </w:p>
+    <w:p>
+      <w:pPr>
+        <w:pStyle w:val="2"/>
+        <w:numPr>
+          <w:ilvl w:val="1"/>
+          <w:numId w:val="1"/>
+        </w:numPr>
+      </w:pPr>
+      <w:r>
+        <w:rPr>
+          <w:color w:val="000000"/>
+        </w:rPr>
+        <w:t xml:space="preserve">Ответить на </w:t>
+      </w:r>
+      <w:r>
+        <w:rPr>
+          <w:color w:val="000000"/>
+        </w:rPr>
+        <w:t>к</w:t>
+      </w:r>
+      <w:r>
+        <w:rPr>
+          <w:color w:val="000000"/>
+        </w:rPr>
+        <w:t>онтрольные вопросы</w:t>
+      </w:r>
+      <w:r>
+        <w:rPr>
+          <w:color w:val="000000"/>
+        </w:rPr>
+        <w:t xml:space="preserve"> п.8</w:t>
+      </w:r>
+      <w:r>
+        <w:rPr>
+          <w:color w:val="000000"/>
+        </w:rPr>
+        <w:t>.</w:t>
+      </w:r>
+    </w:p>
+    <w:p>
+      <w:pPr>
+        <w:pStyle w:val="2"/>
+        <w:numPr>
+          <w:ilvl w:val="1"/>
+          <w:numId w:val="1"/>
+        </w:numPr>
+      </w:pPr>
+      <w:r>
+        <w:rPr>
+          <w:color w:val="000000"/>
+        </w:rPr>
+        <w:t>Оформить отчет в соответствии с разделом</w:t>
+      </w:r>
+      <w:r>
+        <w:rPr>
+          <w:color w:val="000000"/>
+        </w:rPr>
+        <w:t xml:space="preserve"> п.7</w:t>
+      </w:r>
+      <w:r>
+        <w:rPr>
+          <w:color w:val="000000"/>
+        </w:rPr>
+        <w:t>.</w:t>
+      </w:r>
+    </w:p>
+    <w:p>
+      <w:pPr>
+        <w:pStyle w:val="1"/>
+        <w:numPr>
+          <w:ilvl w:val="0"/>
+          <w:numId w:val="1"/>
+        </w:numPr>
+      </w:pPr>
+      <w:r>
+        <w:rPr>
+          <w:color w:val="000000"/>
+        </w:rPr>
+        <w:t>Содержание отчета</w:t>
+      </w:r>
+    </w:p>
+    <w:p>
+      <w:pPr>
+        <w:pStyle w:val="2"/>
+        <w:numPr>
+          <w:ilvl w:val="1"/>
+          <w:numId w:val="1"/>
+        </w:numPr>
+      </w:pPr>
+      <w:r>
+        <w:rPr>
+          <w:color w:val="000000"/>
+        </w:rPr>
+        <w:t>Титульный лист;</w:t>
+      </w:r>
+    </w:p>
+    <w:p>
+      <w:pPr>
+        <w:pStyle w:val="2"/>
+        <w:numPr>
+          <w:ilvl w:val="1"/>
+          <w:numId w:val="1"/>
+        </w:numPr>
+      </w:pPr>
+      <w:r>
+        <w:rPr>
+          <w:color w:val="000000"/>
+        </w:rPr>
+        <w:t>Цель работы;</w:t>
+      </w:r>
+    </w:p>
+    <w:p>
+      <w:pPr>
+        <w:pStyle w:val="2"/>
+        <w:numPr>
+          <w:ilvl w:val="1"/>
+          <w:numId w:val="1"/>
+        </w:numPr>
+      </w:pPr>
+      <w:r>
+        <w:rPr>
+          <w:color w:val="000000"/>
+        </w:rPr>
+        <w:t>Результаты анализа Roslynator и Meziantou.Analyzer: идентификаторы и описания диагностик, примеры кода до и после исправлений, снимки экрана и сравнение результатов повторного анализа;</w:t>
+      </w:r>
+    </w:p>
+    <w:p>
+      <w:pPr>
+        <w:pStyle w:val="2"/>
+        <w:numPr>
+          <w:ilvl w:val="1"/>
+          <w:numId w:val="1"/>
+        </w:numPr>
+      </w:pPr>
+      <w:r>
+        <w:rPr>
+          <w:color w:val="000000"/>
+        </w:rPr>
+        <w:t>Ответы на контрольные вопросы;</w:t>
+      </w:r>
+    </w:p>
+    <w:p>
+      <w:pPr>
+        <w:pStyle w:val="2"/>
+        <w:numPr>
+          <w:ilvl w:val="1"/>
+          <w:numId w:val="1"/>
+        </w:numPr>
+      </w:pPr>
+      <w:r>
+        <w:rPr>
+          <w:color w:val="000000"/>
+        </w:rPr>
+        <w:t>Вывод по проделанной работе.</w:t>
+      </w:r>
+    </w:p>
+    <w:p>
+      <w:pPr>
+        <w:pStyle w:val="1"/>
+        <w:numPr>
+          <w:ilvl w:val="0"/>
+          <w:numId w:val="1"/>
+        </w:numPr>
+      </w:pPr>
+      <w:r>
+        <w:rPr>
+          <w:color w:val="000000"/>
+        </w:rPr>
+        <w:t>Контрольные вопросы</w:t>
+      </w:r>
+    </w:p>
+    <w:p>
+      <w:pPr>
+        <w:pStyle w:val="2"/>
+        <w:numPr>
+          <w:ilvl w:val="1"/>
+          <w:numId w:val="1"/>
+        </w:numPr>
+      </w:pPr>
+      <w:r>
+        <w:rPr>
+          <w:color w:val="000000"/>
+        </w:rPr>
+        <w:t>Что такое статический анализ кода и в чем его основные преимущества?</w:t>
+      </w:r>
+    </w:p>
+    <w:p>
+      <w:pPr>
+        <w:pStyle w:val="2"/>
+        <w:numPr>
+          <w:ilvl w:val="1"/>
+          <w:numId w:val="1"/>
+        </w:numPr>
+      </w:pPr>
+      <w:r>
+        <w:rPr>
+          <w:color w:val="000000"/>
+        </w:rPr>
+        <w:t>Какие основные отличия между статическим и динамическим анализом кода?</w:t>
+      </w:r>
+    </w:p>
+    <w:p>
+      <w:pPr>
+        <w:pStyle w:val="2"/>
+        <w:numPr>
+          <w:ilvl w:val="1"/>
+          <w:numId w:val="1"/>
+        </w:numPr>
+      </w:pPr>
+      <w:r>
+        <w:rPr>
+          <w:color w:val="000000"/>
+        </w:rPr>
+        <w:t>Какие типы проблем могут обнаружить Roslynator и Meziantou.Analyzer в коде C#?</w:t>
+      </w:r>
+    </w:p>
+    <w:p>
+      <w:pPr>
+        <w:pStyle w:val="2"/>
+        <w:numPr>
+          <w:ilvl w:val="1"/>
+          <w:numId w:val="1"/>
+        </w:numPr>
+      </w:pPr>
+      <w:r>
+        <w:rPr>
+          <w:color w:val="000000"/>
+        </w:rPr>
+        <w:t>Какие типы ошибок могут быть пропущены статическими анализаторами?</w:t>
+      </w:r>
+    </w:p>
+    <w:p>
+      <w:pPr>
+        <w:pStyle w:val="1"/>
+        <w:numPr>
+          <w:ilvl w:val="0"/>
+          <w:numId w:val="1"/>
+        </w:numPr>
+      </w:pPr>
+      <w:r>
+        <w:rPr>
+          <w:color w:val="000000"/>
+        </w:rPr>
+        <w:t>Приложение</w:t>
+      </w:r>
+    </w:p>
+    <w:p>
+      <w:pPr>
+        <w:rPr>
+          <w:color w:val="000000"/>
           <w:lang w:val="en-US"/>
         </w:rPr>
-        <w:t>PVS</w:t>
-      </w:r>
-      <w:r>
-        <w:t>-</w:t>
-      </w:r>
-      <w:r>
-        <w:rPr>
+      </w:pPr>
+      <w:r>
+        <w:rPr>
+          <w:color w:val="000000"/>
+        </w:rPr>
+        <w:t xml:space="preserve">Roslynator </w:t>
+      </w:r>
+      <w:r>
+        <w:rPr>
+          <w:color w:val="000000"/>
+        </w:rPr>
+        <w:t>–</w:t>
+      </w:r>
+      <w:r>
+        <w:rPr>
+          <w:color w:val="000000"/>
+        </w:rPr>
+        <w:t xml:space="preserve"> набор инструментов на основе Roslyn для анализа и улучшения кода C#. В этой работе используется пакет Roslynator.Analyzers, который выявляет нарушения правил и предлагает улучшения кода.</w:t>
+      </w:r>
+    </w:p>
+    <w:p>
+      <w:pPr>
+        <w:rPr>
+          <w:color w:val="000000"/>
+        </w:rPr>
+      </w:pPr>
+      <w:r>
+        <w:rPr>
+          <w:color w:val="000000"/>
+        </w:rPr>
+        <w:t xml:space="preserve">Meziantou.Analyzer </w:t>
+      </w:r>
+      <w:r>
+        <w:rPr>
+          <w:color w:val="000000"/>
+        </w:rPr>
+        <w:t xml:space="preserve">– </w:t>
+      </w:r>
+      <w:r>
+        <w:rPr>
+          <w:color w:val="000000"/>
+        </w:rPr>
+        <w:t xml:space="preserve">набор анализаторов C# на основе Roslyn, выявляющих потенциальные ошибки, проблемы использования API и </w:t>
+      </w:r>
+      <w:r>
+        <w:rPr>
+          <w:color w:val="000000"/>
+        </w:rPr>
+        <w:lastRenderedPageBreak/>
+        <w:t>производительности, а также нарушения рекомендуемых практик. Для части диагностик доступны автоматические исправления.</w:t>
+      </w:r>
+    </w:p>
+    <w:p>
+      <w:pPr>
+        <w:rPr>
+          <w:color w:val="000000"/>
           <w:lang w:val="en-US"/>
         </w:rPr>
-        <w:t>studio</w:t>
-      </w:r>
-      <w:r>
-        <w:t>» -</w:t>
-      </w:r>
-      <w:r>
-        <w:t xml:space="preserve"> </w:t>
-      </w:r>
-      <w:r>
-        <w:t>«</w:t>
-      </w:r>
-      <w:r>
-        <w:rPr>
-          <w:lang w:val="en-US"/>
-        </w:rPr>
-        <w:t>Check</w:t>
-      </w:r>
-      <w:r>
-        <w:t xml:space="preserve"> </w:t>
-      </w:r>
-      <w:r>
-        <w:rPr>
-          <w:lang w:val="en-US"/>
-        </w:rPr>
-        <w:t>current</w:t>
-      </w:r>
-      <w:r>
-        <w:t xml:space="preserve"> </w:t>
-      </w:r>
-      <w:r>
-        <w:rPr>
-          <w:lang w:val="en-US"/>
-        </w:rPr>
-        <w:t>file</w:t>
-      </w:r>
-      <w:r>
-        <w:t>»</w:t>
-      </w:r>
-      <w:r>
-        <w:t xml:space="preserve"> </w:t>
-      </w:r>
-      <w:r>
-        <w:t>и</w:t>
-      </w:r>
-      <w:r>
-        <w:t xml:space="preserve"> </w:t>
-      </w:r>
-      <w:r>
-        <w:t>дождаться завершения анализа</w:t>
-      </w:r>
-      <w:r>
-        <w:t>.</w:t>
-      </w:r>
-    </w:p>
-    <w:p>
-      <w:pPr>
-        <w:pStyle w:val="2"/>
-        <w:numPr>
-          <w:ilvl w:val="2"/>
-          <w:numId w:val="1"/>
-        </w:numPr>
-      </w:pPr>
-      <w:r>
-        <w:lastRenderedPageBreak/>
-        <w:t>Изучить результаты анализа</w:t>
-      </w:r>
-      <w:r>
-        <w:t xml:space="preserve"> программного кода.</w:t>
-      </w:r>
-    </w:p>
-    <w:p>
-      <w:pPr>
-        <w:pStyle w:val="1"/>
-        <w:numPr>
-          <w:ilvl w:val="0"/>
-          <w:numId w:val="1"/>
-        </w:numPr>
-      </w:pPr>
-      <w:r>
-        <w:t>Порядок выполнения работы</w:t>
-      </w:r>
-    </w:p>
-    <w:p>
-      <w:pPr>
-        <w:pStyle w:val="2"/>
-        <w:numPr>
-          <w:ilvl w:val="1"/>
-          <w:numId w:val="1"/>
-        </w:numPr>
-      </w:pPr>
-      <w:r>
-        <w:t>Повторить теоретический материал п. 3.1;</w:t>
-      </w:r>
-    </w:p>
-    <w:p>
-      <w:pPr>
-        <w:pStyle w:val="2"/>
-        <w:numPr>
-          <w:ilvl w:val="1"/>
-          <w:numId w:val="1"/>
-        </w:numPr>
-      </w:pPr>
-      <w:r>
-        <w:t>Исследовать возможности SonarLint п. 5.1-5.5;</w:t>
-      </w:r>
-    </w:p>
-    <w:p>
-      <w:pPr>
-        <w:pStyle w:val="2"/>
-        <w:numPr>
-          <w:ilvl w:val="1"/>
-          <w:numId w:val="1"/>
-        </w:numPr>
-      </w:pPr>
-      <w:r>
-        <w:t>Ответить на контрольные вопросы п. 8;</w:t>
-      </w:r>
-    </w:p>
-    <w:p>
-      <w:pPr>
-        <w:pStyle w:val="2"/>
-        <w:numPr>
-          <w:ilvl w:val="1"/>
-          <w:numId w:val="1"/>
-        </w:numPr>
-      </w:pPr>
-      <w:r>
-        <w:t>Заполнить отчет п. 7.</w:t>
-      </w:r>
-    </w:p>
-    <w:p>
-      <w:pPr>
-        <w:pStyle w:val="1"/>
-        <w:numPr>
-          <w:ilvl w:val="0"/>
-          <w:numId w:val="1"/>
-        </w:numPr>
-      </w:pPr>
-      <w:r>
-        <w:t>Содержание отчета</w:t>
-      </w:r>
-    </w:p>
-    <w:p>
-      <w:pPr>
-        <w:pStyle w:val="2"/>
-        <w:numPr>
-          <w:ilvl w:val="1"/>
-          <w:numId w:val="1"/>
-        </w:numPr>
-      </w:pPr>
-      <w:r>
-        <w:t>Титульный лист;</w:t>
-      </w:r>
-    </w:p>
-    <w:p>
-      <w:pPr>
-        <w:pStyle w:val="2"/>
-        <w:numPr>
-          <w:ilvl w:val="1"/>
-          <w:numId w:val="1"/>
-        </w:numPr>
-      </w:pPr>
-      <w:r>
-        <w:t>Цель работы;</w:t>
-      </w:r>
-    </w:p>
-    <w:p>
-      <w:pPr>
-        <w:pStyle w:val="2"/>
-        <w:numPr>
-          <w:ilvl w:val="1"/>
-          <w:numId w:val="1"/>
-        </w:numPr>
-      </w:pPr>
-      <w:r>
-        <w:t>Ответы на контрольные вопросы п. 6.3;</w:t>
-      </w:r>
-    </w:p>
-    <w:p>
-      <w:pPr>
-        <w:pStyle w:val="2"/>
-        <w:numPr>
-          <w:ilvl w:val="1"/>
-          <w:numId w:val="1"/>
-        </w:numPr>
-      </w:pPr>
-      <w:r>
-        <w:t>Вывод по проделанной работе.</w:t>
-      </w:r>
-    </w:p>
-    <w:p>
-      <w:pPr>
-        <w:pStyle w:val="1"/>
-        <w:numPr>
-          <w:ilvl w:val="0"/>
-          <w:numId w:val="1"/>
-        </w:numPr>
-      </w:pPr>
-      <w:r>
-        <w:t>Контрольные вопросы</w:t>
-      </w:r>
-    </w:p>
-    <w:p>
-      <w:pPr>
-        <w:pStyle w:val="2"/>
-        <w:numPr>
-          <w:ilvl w:val="1"/>
-          <w:numId w:val="1"/>
-        </w:numPr>
-      </w:pPr>
-      <w:r>
-        <w:t>Что такое статический анализ кода и в чем его основные преимущества?</w:t>
-      </w:r>
-    </w:p>
-    <w:p>
-      <w:pPr>
-        <w:pStyle w:val="2"/>
-        <w:numPr>
-          <w:ilvl w:val="1"/>
-          <w:numId w:val="1"/>
-        </w:numPr>
-      </w:pPr>
-      <w:r>
-        <w:t>Какие основные отличия между статическим и динамическим анализом кода?</w:t>
-      </w:r>
-    </w:p>
-    <w:p>
-      <w:pPr>
-        <w:pStyle w:val="2"/>
-        <w:numPr>
-          <w:ilvl w:val="1"/>
-          <w:numId w:val="1"/>
-        </w:numPr>
-      </w:pPr>
-      <w:r>
-        <w:t>Какие типы проблем может обнаружить SonarLint в коде C#?</w:t>
-      </w:r>
-    </w:p>
-    <w:p>
-      <w:pPr>
-        <w:pStyle w:val="2"/>
-        <w:numPr>
-          <w:ilvl w:val="1"/>
-          <w:numId w:val="1"/>
-        </w:numPr>
-      </w:pPr>
-      <w:r>
-        <w:t>Какие типы ошибок могут быть пропущены статическими анализаторами?</w:t>
-      </w:r>
-    </w:p>
-    <w:p>
-      <w:pPr>
-        <w:pStyle w:val="1"/>
-        <w:numPr>
-          <w:ilvl w:val="0"/>
-          <w:numId w:val="1"/>
-        </w:numPr>
-      </w:pPr>
-      <w:r>
-        <w:t>Приложение</w:t>
-      </w:r>
-    </w:p>
-    <w:p>
-      <w:r>
-        <w:t>SonarLint — это расширение для популярных IDE, которое предоставляет функции статического анализа кода непосредственно в среде разработки. SonarLint поддерживает множество языков программирования, включая C#, и позволяет обнаруживать различные типы проблем в коде.</w:t>
-      </w:r>
-    </w:p>
+      </w:pPr>
+      <w:r>
+        <w:rPr>
+          <w:color w:val="000000"/>
+        </w:rPr>
+        <w:t>Оба пакета подключаются к проекту через NuGet. Диагностики отображаются в Visual Studio и при сборке в зависимости от настроек правил. Важность отдельных диагностик настраивается через .editorconfig. Статический анализ дополняет тестирование и не гарантирует обнаружение всех ошибок.</w:t>
+      </w:r>
+    </w:p>
+    <w:p>
+      <w:pPr>
+        <w:rPr>
+          <w:color w:val="000000"/>
+        </w:rPr>
+      </w:pPr>
+      <w:r>
+        <w:rPr>
+          <w:color w:val="000000"/>
+        </w:rPr>
+        <w:t xml:space="preserve">Документация Roslynator: </w:t>
+      </w:r>
+      <w:hyperlink r:id="rId5" w:history="1">
+        <w:r>
+          <w:rPr>
+            <w:rStyle w:val="af0"/>
+          </w:rPr>
+          <w:t>https://github.com/dotnet/roslynator</w:t>
+        </w:r>
+      </w:hyperlink>
+    </w:p>
+    <w:p>
+      <w:pPr>
+        <w:rPr>
+          <w:color w:val="000000"/>
+        </w:rPr>
+      </w:pPr>
+      <w:r>
+        <w:rPr>
+          <w:color w:val="000000"/>
+        </w:rPr>
+        <w:t xml:space="preserve">Документация Meziantou.Analyzer: </w:t>
+      </w:r>
+      <w:hyperlink r:id="rId6" w:history="1">
+        <w:r>
+          <w:rPr>
+            <w:rStyle w:val="af0"/>
+          </w:rPr>
+          <w:t>https://github.com/meziantou/Meziantou.Analyzer</w:t>
+        </w:r>
+      </w:hyperlink>
+    </w:p>
+    <w:p/>
     <w:p/>
     <w:sectPr>
       <w:pgSz w:w="11906" w:h="16838"/>
@@ -2324,6 +2348,29 @@
       </w:tblBorders>
     </w:tblPr>
   </w:style>
+  <w:style w:type="character" w:styleId="af0">
+    <w:name w:val="Hyperlink"/>
+    <w:basedOn w:val="a1"/>
+    <w:uiPriority w:val="99"/>
+    <w:unhideWhenUsed/>
+    <w:rsid w:val="009B48BF"/>
+    <w:rPr>
+      <w:color w:val="467886" w:themeColor="hyperlink"/>
+      <w:u w:val="single"/>
+    </w:rPr>
+  </w:style>
+  <w:style w:type="character" w:styleId="af1">
+    <w:name w:val="Unresolved Mention"/>
+    <w:basedOn w:val="a1"/>
+    <w:uiPriority w:val="99"/>
+    <w:semiHidden/>
+    <w:unhideWhenUsed/>
+    <w:rsid w:val="009B48BF"/>
+    <w:rPr>
+      <w:color w:val="605E5C"/>
+      <w:shd w:val="clear" w:color="auto" w:fill="E1DFDD"/>
+    </w:rPr>
+  </w:style>
 </w:styles>
 </file>
 
